--- a/Mechanical Details/Fabrication & Integration Process.docx
+++ b/Mechanical Details/Fabrication & Integration Process.docx
@@ -1,274 +1,505 @@
 
 <file path=word/document.xml><?xml version="1.0" encoding="utf-8"?>
-<w:document xmlns:wpc="http://schemas.microsoft.com/office/word/2010/wordprocessingCanvas" xmlns:mc="http://schemas.openxmlformats.org/markup-compatibility/2006" xmlns:o="urn:schemas-microsoft-com:office:office" xmlns:r="http://schemas.openxmlformats.org/officeDocument/2006/relationships" xmlns:m="http://schemas.openxmlformats.org/officeDocument/2006/math" xmlns:v="urn:schemas-microsoft-com:vml" xmlns:wp14="http://schemas.microsoft.com/office/word/2010/wordprocessingDrawing" xmlns:wp="http://schemas.openxmlformats.org/drawingml/2006/wordprocessingDrawing" xmlns:w10="urn:schemas-microsoft-com:office:word" xmlns:w="http://schemas.openxmlformats.org/wordprocessingml/2006/main" xmlns:w14="http://schemas.microsoft.com/office/word/2010/wordml" xmlns:w15="http://schemas.microsoft.com/office/word/2012/wordml" xmlns:wpg="http://schemas.microsoft.com/office/word/2010/wordprocessingGroup" xmlns:wpi="http://schemas.microsoft.com/office/word/2010/wordprocessingInk" xmlns:wne="http://schemas.microsoft.com/office/word/2006/wordml" xmlns:wps="http://schemas.microsoft.com/office/word/2010/wordprocessingShape" xmlns:w16se="http://schemas.microsoft.com/office/word/2015/wordml/symex" xmlns:w16cid="http://schemas.microsoft.com/office/word/2016/wordml/cid" xmlns:w16="http://schemas.microsoft.com/office/word/2018/wordml" xmlns:w16cex="http://schemas.microsoft.com/office/word/2018/wordml/cex" xmlns:w16sdtdh="http://schemas.microsoft.com/office/word/2020/wordml/sdtdatahash" xmlns:w16sdtfl="http://schemas.microsoft.com/office/word/2024/wordml/sdtformatlock" mc:Ignorable="w14 w15 wp14 w16se w16cid w16 w16cex w16sdtdh w16sdtfl">
+<w:document xmlns:wpc="http://schemas.microsoft.com/office/word/2010/wordprocessingCanvas" xmlns:cx="http://schemas.microsoft.com/office/drawing/2014/chartex" xmlns:cx1="http://schemas.microsoft.com/office/drawing/2015/9/8/chartex" xmlns:cx2="http://schemas.microsoft.com/office/drawing/2015/10/21/chartex" xmlns:cx3="http://schemas.microsoft.com/office/drawing/2016/5/9/chartex" xmlns:cx4="http://schemas.microsoft.com/office/drawing/2016/5/10/chartex" xmlns:cx5="http://schemas.microsoft.com/office/drawing/2016/5/11/chartex" xmlns:cx6="http://schemas.microsoft.com/office/drawing/2016/5/12/chartex" xmlns:cx7="http://schemas.microsoft.com/office/drawing/2016/5/13/chartex" xmlns:cx8="http://schemas.microsoft.com/office/drawing/2016/5/14/chartex" xmlns:mc="http://schemas.openxmlformats.org/markup-compatibility/2006" xmlns:aink="http://schemas.microsoft.com/office/drawing/2016/ink" xmlns:am3d="http://schemas.microsoft.com/office/drawing/2017/model3d" xmlns:o="urn:schemas-microsoft-com:office:office" xmlns:oel="http://schemas.microsoft.com/office/2019/extlst" xmlns:r="http://schemas.openxmlformats.org/officeDocument/2006/relationships" xmlns:m="http://schemas.openxmlformats.org/officeDocument/2006/math" xmlns:v="urn:schemas-microsoft-com:vml" xmlns:wp14="http://schemas.microsoft.com/office/word/2010/wordprocessingDrawing" xmlns:wp="http://schemas.openxmlformats.org/drawingml/2006/wordprocessingDrawing" xmlns:w10="urn:schemas-microsoft-com:office:word" xmlns:w="http://schemas.openxmlformats.org/wordprocessingml/2006/main" xmlns:w14="http://schemas.microsoft.com/office/word/2010/wordml" xmlns:w15="http://schemas.microsoft.com/office/word/2012/wordml" xmlns:w16cex="http://schemas.microsoft.com/office/word/2018/wordml/cex" xmlns:w16cid="http://schemas.microsoft.com/office/word/2016/wordml/cid" xmlns:w16="http://schemas.microsoft.com/office/word/2018/wordml" xmlns:w16du="http://schemas.microsoft.com/office/word/2023/wordml/word16du" xmlns:w16sdtdh="http://schemas.microsoft.com/office/word/2020/wordml/sdtdatahash" xmlns:w16sdtfl="http://schemas.microsoft.com/office/word/2024/wordml/sdtformatlock" xmlns:w16se="http://schemas.microsoft.com/office/word/2015/wordml/symex" xmlns:wpg="http://schemas.microsoft.com/office/word/2010/wordprocessingGroup" xmlns:wpi="http://schemas.microsoft.com/office/word/2010/wordprocessingInk" xmlns:wne="http://schemas.microsoft.com/office/word/2006/wordml" xmlns:wps="http://schemas.microsoft.com/office/word/2010/wordprocessingShape" mc:Ignorable="w14 w15 w16se w16cid w16 w16cex w16sdtdh w16sdtfl w16du wp14">
   <w:body>
-    <w:p xmlns:wp14="http://schemas.microsoft.com/office/word/2010/wordml" wp14:paraId="4DDF0B06" wp14:textId="6917903F">
+    <w:p>
       <w:pPr>
         <w:pStyle w:val="Heading1"/>
-        <w:keepNext w:val="1"/>
-        <w:keepLines w:val="1"/>
-        <w:suppressLineNumbers w:val="0"/>
-        <w:bidi w:val="0"/>
-        <w:spacing w:before="322" w:beforeAutospacing="off" w:after="322" w:afterAutospacing="off" w:line="279" w:lineRule="auto"/>
-        <w:ind w:left="0" w:right="0"/>
-        <w:jc w:val="left"/>
-        <w:rPr>
-          <w:rFonts w:ascii="Aptos Display" w:hAnsi="Aptos Display" w:eastAsia="Aptos Display" w:cs="Aptos Display"/>
-          <w:b w:val="0"/>
-          <w:bCs w:val="0"/>
-          <w:i w:val="0"/>
-          <w:iCs w:val="0"/>
-          <w:caps w:val="0"/>
-          <w:smallCaps w:val="0"/>
-          <w:noProof w:val="0"/>
-          <w:color w:val="0F4761" w:themeColor="accent1" w:themeTint="FF" w:themeShade="BF"/>
+        <w:spacing w:before="322" w:after="322"/>
+        <w:rPr>
+          <w:rFonts w:ascii="Aptos Display" w:eastAsia="Aptos Display" w:hAnsi="Aptos Display" w:cs="Aptos Display"/>
           <w:sz w:val="48"/>
           <w:szCs w:val="48"/>
-          <w:lang w:val="en-US"/>
-        </w:rPr>
-      </w:pPr>
-      <w:r>
-        <w:rPr>
-          <w:rFonts w:ascii="Aptos Display" w:hAnsi="Aptos Display" w:eastAsia="Aptos Display" w:cs="Aptos Display"/>
-          <w:b w:val="1"/>
-          <w:bCs w:val="1"/>
-          <w:i w:val="0"/>
-          <w:iCs w:val="0"/>
-          <w:caps w:val="0"/>
-          <w:smallCaps w:val="0"/>
-          <w:noProof w:val="0"/>
-          <w:color w:val="0F4761" w:themeColor="accent1" w:themeTint="FF" w:themeShade="BF"/>
+        </w:rPr>
+      </w:pPr>
+      <w:r>
+        <w:rPr>
+          <w:rFonts w:ascii="Aptos Display" w:eastAsia="Aptos Display" w:hAnsi="Aptos Display" w:cs="Aptos Display"/>
+          <w:b/>
+          <w:bCs/>
           <w:sz w:val="48"/>
           <w:szCs w:val="48"/>
-          <w:lang w:val="en-US"/>
         </w:rPr>
         <w:t>Fabrication and Integration Process</w:t>
       </w:r>
     </w:p>
-    <w:p xmlns:wp14="http://schemas.microsoft.com/office/word/2010/wordml" wp14:paraId="4208E9F8" wp14:textId="735EA11D">
+    <w:p>
       <w:pPr>
         <w:pStyle w:val="Heading3"/>
-        <w:keepNext w:val="1"/>
-        <w:keepLines w:val="1"/>
-        <w:spacing w:before="281" w:beforeAutospacing="off" w:after="281" w:afterAutospacing="off"/>
-        <w:rPr>
-          <w:rFonts w:ascii="Aptos Display" w:hAnsi="Aptos Display" w:eastAsia="Aptos Display" w:cs="Aptos Display"/>
-          <w:b w:val="1"/>
-          <w:bCs w:val="1"/>
-          <w:i w:val="0"/>
-          <w:iCs w:val="0"/>
-          <w:caps w:val="0"/>
-          <w:smallCaps w:val="0"/>
-          <w:noProof w:val="0"/>
-          <w:color w:val="0F4761" w:themeColor="accent1" w:themeTint="FF" w:themeShade="BF"/>
+        <w:spacing w:before="281" w:after="281"/>
+        <w:rPr>
+          <w:rFonts w:ascii="Aptos Display" w:eastAsia="Aptos Display" w:hAnsi="Aptos Display" w:cs="Aptos Display"/>
+          <w:b/>
+          <w:bCs/>
+        </w:rPr>
+      </w:pPr>
+      <w:r>
+        <w:rPr>
+          <w:rFonts w:ascii="Aptos Display" w:eastAsia="Aptos Display" w:hAnsi="Aptos Display" w:cs="Aptos Display"/>
+          <w:b/>
+          <w:bCs/>
+        </w:rPr>
+        <w:t xml:space="preserve">1. Material Choice </w:t>
+      </w:r>
+      <w:r>
+        <w:rPr>
+          <w:rFonts w:ascii="Aptos Display" w:eastAsia="Aptos Display" w:hAnsi="Aptos Display" w:cs="Aptos Display"/>
+          <w:b/>
+          <w:bCs/>
+        </w:rPr>
+        <w:t xml:space="preserve">Justification </w:t>
+      </w:r>
+      <w:r>
+        <w:rPr>
+          <w:rFonts w:ascii="Aptos Display" w:eastAsia="Aptos Display" w:hAnsi="Aptos Display" w:cs="Aptos Display"/>
+          <w:b/>
+          <w:bCs/>
+        </w:rPr>
+        <w:t>:</w:t>
+      </w:r>
+    </w:p>
+    <w:p>
+      <w:pPr>
+        <w:rPr>
+          <w:rFonts w:ascii="Aptos Display" w:eastAsia="Aptos Display" w:hAnsi="Aptos Display" w:cs="Aptos Display"/>
+          <w:i/>
+          <w:iCs/>
+          <w:color w:val="7F7F7F" w:themeColor="text1" w:themeTint="80"/>
+          <w:lang w:val="en-IN"/>
+        </w:rPr>
+      </w:pPr>
+      <w:r>
+        <w:rPr>
+          <w:rFonts w:ascii="Aptos Display" w:eastAsia="Aptos Display" w:hAnsi="Aptos Display" w:cs="Aptos Display"/>
+          <w:i/>
+          <w:iCs/>
+          <w:color w:val="7F7F7F" w:themeColor="text1" w:themeTint="80"/>
+          <w:lang w:val="en-IN"/>
+        </w:rPr>
+        <w:t xml:space="preserve">1. </w:t>
+      </w:r>
+      <w:r>
+        <w:rPr>
+          <w:rFonts w:ascii="Aptos Display" w:eastAsia="Aptos Display" w:hAnsi="Aptos Display" w:cs="Aptos Display"/>
+          <w:i/>
+          <w:iCs/>
+          <w:color w:val="7F7F7F" w:themeColor="text1" w:themeTint="80"/>
+          <w:lang w:val="en-IN"/>
+        </w:rPr>
+        <w:t xml:space="preserve"> </w:t>
+      </w:r>
+      <w:r>
+        <w:rPr>
+          <w:rFonts w:ascii="Aptos Display" w:eastAsia="Aptos Display" w:hAnsi="Aptos Display" w:cs="Aptos Display"/>
+          <w:b/>
+          <w:bCs/>
+          <w:i/>
+          <w:iCs/>
+          <w:color w:val="7F7F7F" w:themeColor="text1" w:themeTint="80"/>
+          <w:lang w:val="en-IN"/>
+        </w:rPr>
+        <w:t>Plywood (Base – 12mm):</w:t>
+      </w:r>
+      <w:r>
+        <w:rPr>
+          <w:rFonts w:ascii="Aptos Display" w:eastAsia="Aptos Display" w:hAnsi="Aptos Display" w:cs="Aptos Display"/>
+          <w:i/>
+          <w:iCs/>
+          <w:color w:val="7F7F7F" w:themeColor="text1" w:themeTint="80"/>
+          <w:lang w:val="en-IN"/>
+        </w:rPr>
+        <w:br/>
+        <w:t xml:space="preserve">We used plywood for the base because of its strength and rigidity. It provides a stable foundation to mount heavier components like motors and belt systems, ensuring minimal vibration and better overall stability. </w:t>
+      </w:r>
+    </w:p>
+    <w:p>
+      <w:pPr>
+        <w:rPr>
+          <w:rFonts w:ascii="Aptos Display" w:eastAsia="Aptos Display" w:hAnsi="Aptos Display" w:cs="Aptos Display"/>
+          <w:i/>
+          <w:iCs/>
+          <w:color w:val="7F7F7F" w:themeColor="text1" w:themeTint="80"/>
+          <w:lang w:val="en-IN"/>
+        </w:rPr>
+      </w:pPr>
+      <w:r>
+        <w:rPr>
+          <w:rFonts w:ascii="Aptos Display" w:eastAsia="Aptos Display" w:hAnsi="Aptos Display" w:cs="Aptos Display"/>
+          <w:i/>
+          <w:iCs/>
+          <w:color w:val="7F7F7F" w:themeColor="text1" w:themeTint="80"/>
+          <w:lang w:val="en-IN"/>
+        </w:rPr>
+        <w:t xml:space="preserve">2. </w:t>
+      </w:r>
+      <w:r>
+        <w:rPr>
+          <w:rFonts w:ascii="Aptos Display" w:eastAsia="Aptos Display" w:hAnsi="Aptos Display" w:cs="Aptos Display"/>
+          <w:b/>
+          <w:bCs/>
+          <w:i/>
+          <w:iCs/>
+          <w:color w:val="7F7F7F" w:themeColor="text1" w:themeTint="80"/>
+          <w:lang w:val="en-IN"/>
+        </w:rPr>
+        <w:t>MDF Panels (5mm – Side Structure):</w:t>
+      </w:r>
+      <w:r>
+        <w:rPr>
+          <w:rFonts w:ascii="Aptos Display" w:eastAsia="Aptos Display" w:hAnsi="Aptos Display" w:cs="Aptos Display"/>
+          <w:i/>
+          <w:iCs/>
+          <w:color w:val="7F7F7F" w:themeColor="text1" w:themeTint="80"/>
+          <w:lang w:val="en-IN"/>
+        </w:rPr>
+        <w:br/>
+        <w:t>MDF sheets were used for the side panels as they are lightweight, easy to cut, and suitable for laser cutting and engraving. This allowed us to create clean panels with engraving and precise cuts.</w:t>
+      </w:r>
+      <w:r>
+        <w:rPr>
+          <w:rFonts w:ascii="Aptos Display" w:eastAsia="Aptos Display" w:hAnsi="Aptos Display" w:cs="Aptos Display"/>
+          <w:i/>
+          <w:iCs/>
+          <w:color w:val="7F7F7F" w:themeColor="text1" w:themeTint="80"/>
+          <w:lang w:val="en-IN"/>
+        </w:rPr>
+        <w:br/>
+        <w:t xml:space="preserve">Additionally, MDF panels were easier to assemble using L-joints and screws, making the structure modular and easy to disassemble and reuse. </w:t>
+      </w:r>
+    </w:p>
+    <w:p>
+      <w:pPr>
+        <w:rPr>
+          <w:rFonts w:ascii="Aptos Display" w:eastAsia="Aptos Display" w:hAnsi="Aptos Display" w:cs="Aptos Display"/>
+          <w:i/>
+          <w:iCs/>
+          <w:color w:val="7F7F7F" w:themeColor="text1" w:themeTint="80"/>
+          <w:lang w:val="en-IN"/>
+        </w:rPr>
+      </w:pPr>
+      <w:r>
+        <w:rPr>
+          <w:rFonts w:ascii="Aptos Display" w:eastAsia="Aptos Display" w:hAnsi="Aptos Display" w:cs="Aptos Display"/>
+          <w:i/>
+          <w:iCs/>
+          <w:color w:val="7F7F7F" w:themeColor="text1" w:themeTint="80"/>
+        </w:rPr>
+        <w:t xml:space="preserve">3. </w:t>
+      </w:r>
+      <w:r>
+        <w:rPr>
+          <w:rFonts w:ascii="Aptos Display" w:eastAsia="Aptos Display" w:hAnsi="Aptos Display" w:cs="Aptos Display"/>
+          <w:i/>
+          <w:iCs/>
+          <w:color w:val="7F7F7F" w:themeColor="text1" w:themeTint="80"/>
+        </w:rPr>
+        <w:t>After the failure of the linear actuator system, a cardboard box was used to compensate for the required height. This allowed us to quickly adapt the structure using available materials and continue with the project within the limited time.</w:t>
+      </w:r>
+    </w:p>
+    <w:p>
+      <w:pPr>
+        <w:rPr>
+          <w:rFonts w:ascii="Aptos Display" w:eastAsia="Aptos Display" w:hAnsi="Aptos Display" w:cs="Aptos Display"/>
+          <w:b/>
+          <w:bCs/>
+          <w:color w:val="0F4761" w:themeColor="accent1" w:themeShade="BF"/>
           <w:sz w:val="28"/>
           <w:szCs w:val="28"/>
-          <w:lang w:val="en-US"/>
-        </w:rPr>
-      </w:pPr>
-      <w:r>
-        <w:rPr>
-          <w:rFonts w:ascii="Aptos Display" w:hAnsi="Aptos Display" w:eastAsia="Aptos Display" w:cs="Aptos Display"/>
-          <w:b w:val="1"/>
-          <w:bCs w:val="1"/>
-          <w:i w:val="0"/>
-          <w:iCs w:val="0"/>
-          <w:caps w:val="0"/>
-          <w:smallCaps w:val="0"/>
-          <w:noProof w:val="0"/>
-          <w:color w:val="0F4761" w:themeColor="accent1" w:themeTint="FF" w:themeShade="BF"/>
+        </w:rPr>
+      </w:pPr>
+      <w:r>
+        <w:rPr>
+          <w:rFonts w:ascii="Aptos Display" w:eastAsia="Aptos Display" w:hAnsi="Aptos Display" w:cs="Aptos Display"/>
+          <w:b/>
+          <w:bCs/>
+          <w:color w:val="0F4761" w:themeColor="accent1" w:themeShade="BF"/>
           <w:sz w:val="28"/>
           <w:szCs w:val="28"/>
-          <w:lang w:val="en-US"/>
-        </w:rPr>
-        <w:t xml:space="preserve">1. Material Choice </w:t>
-      </w:r>
-      <w:r>
-        <w:rPr>
-          <w:rFonts w:ascii="Aptos Display" w:hAnsi="Aptos Display" w:eastAsia="Aptos Display" w:cs="Aptos Display"/>
-          <w:b w:val="1"/>
-          <w:bCs w:val="1"/>
-          <w:i w:val="0"/>
-          <w:iCs w:val="0"/>
-          <w:caps w:val="0"/>
-          <w:smallCaps w:val="0"/>
-          <w:noProof w:val="0"/>
-          <w:color w:val="0F4761" w:themeColor="accent1" w:themeTint="FF" w:themeShade="BF"/>
+        </w:rPr>
+        <w:t xml:space="preserve">2. </w:t>
+      </w:r>
+      <w:r>
+        <w:rPr>
+          <w:rFonts w:ascii="Aptos Display" w:eastAsia="Aptos Display" w:hAnsi="Aptos Display" w:cs="Aptos Display"/>
+          <w:b/>
+          <w:bCs/>
+          <w:color w:val="0F4761" w:themeColor="accent1" w:themeShade="BF"/>
           <w:sz w:val="28"/>
           <w:szCs w:val="28"/>
-          <w:lang w:val="en-US"/>
-        </w:rPr>
-        <w:t xml:space="preserve">Justification </w:t>
-      </w:r>
-      <w:r>
-        <w:rPr>
-          <w:rFonts w:ascii="Aptos Display" w:hAnsi="Aptos Display" w:eastAsia="Aptos Display" w:cs="Aptos Display"/>
-          <w:b w:val="1"/>
-          <w:bCs w:val="1"/>
-          <w:i w:val="0"/>
-          <w:iCs w:val="0"/>
-          <w:caps w:val="0"/>
-          <w:smallCaps w:val="0"/>
-          <w:noProof w:val="0"/>
-          <w:color w:val="0F4761" w:themeColor="accent1" w:themeTint="FF" w:themeShade="BF"/>
-          <w:sz w:val="28"/>
-          <w:szCs w:val="28"/>
-          <w:lang w:val="en-US"/>
-        </w:rPr>
-        <w:t>:</w:t>
-      </w:r>
-    </w:p>
-    <w:p xmlns:wp14="http://schemas.microsoft.com/office/word/2010/wordml" wp14:paraId="7987FCFA" wp14:textId="12340D6D">
-      <w:pPr>
-        <w:pStyle w:val="Normal"/>
-        <w:spacing w:before="240" w:beforeAutospacing="off" w:after="240" w:afterAutospacing="off"/>
-        <w:rPr>
-          <w:rFonts w:ascii="Aptos Display" w:hAnsi="Aptos Display" w:eastAsia="Aptos Display" w:cs="Aptos Display"/>
-          <w:b w:val="0"/>
-          <w:bCs w:val="0"/>
-          <w:i w:val="1"/>
-          <w:iCs w:val="1"/>
-          <w:caps w:val="0"/>
-          <w:smallCaps w:val="0"/>
-          <w:noProof w:val="0"/>
-          <w:color w:val="7F7F7F" w:themeColor="text1" w:themeTint="80" w:themeShade="FF"/>
-          <w:sz w:val="24"/>
-          <w:szCs w:val="24"/>
-          <w:lang w:val="en-US"/>
-        </w:rPr>
-      </w:pPr>
-      <w:r>
-        <w:rPr>
-          <w:rFonts w:ascii="Aptos Display" w:hAnsi="Aptos Display" w:eastAsia="Aptos Display" w:cs="Aptos Display"/>
-          <w:b w:val="0"/>
-          <w:bCs w:val="0"/>
-          <w:i w:val="1"/>
-          <w:iCs w:val="1"/>
-          <w:caps w:val="0"/>
-          <w:smallCaps w:val="0"/>
-          <w:noProof w:val="0"/>
-          <w:color w:val="7F7F7F" w:themeColor="text1" w:themeTint="80" w:themeShade="FF"/>
-          <w:sz w:val="24"/>
-          <w:szCs w:val="24"/>
-          <w:lang w:val="en-US"/>
-        </w:rPr>
-        <w:t>Why</w:t>
-      </w:r>
-      <w:r>
-        <w:rPr>
-          <w:rFonts w:ascii="Aptos Display" w:hAnsi="Aptos Display" w:eastAsia="Aptos Display" w:cs="Aptos Display"/>
-          <w:i w:val="1"/>
-          <w:iCs w:val="1"/>
-          <w:noProof w:val="0"/>
-          <w:color w:val="7F7F7F" w:themeColor="text1" w:themeTint="80" w:themeShade="FF"/>
-          <w:sz w:val="24"/>
-          <w:szCs w:val="24"/>
-          <w:lang w:val="en-US"/>
-        </w:rPr>
-        <w:t xml:space="preserve"> choose Acrylic over MDF? Why PLA instead of Resin? (e.g., weight, durability, aesthetic)</w:t>
-      </w:r>
-    </w:p>
-    <w:p xmlns:wp14="http://schemas.microsoft.com/office/word/2010/wordml" wp14:paraId="3DD96A7D" wp14:textId="5705C22E">
-      <w:pPr>
-        <w:rPr>
-          <w:rFonts w:ascii="Aptos Display" w:hAnsi="Aptos Display" w:eastAsia="Aptos Display" w:cs="Aptos Display"/>
-          <w:b w:val="0"/>
-          <w:bCs w:val="0"/>
-          <w:i w:val="1"/>
-          <w:iCs w:val="1"/>
-          <w:caps w:val="0"/>
-          <w:smallCaps w:val="0"/>
-          <w:noProof w:val="0"/>
-          <w:color w:val="7F7F7F" w:themeColor="text1" w:themeTint="80" w:themeShade="FF"/>
-          <w:sz w:val="24"/>
-          <w:szCs w:val="24"/>
-          <w:lang w:val="en-US"/>
-        </w:rPr>
-      </w:pPr>
-    </w:p>
-    <w:p xmlns:wp14="http://schemas.microsoft.com/office/word/2010/wordml" wp14:paraId="2C078E63" wp14:textId="0A88DB5E">
-      <w:pPr>
-        <w:pStyle w:val="Normal"/>
-        <w:rPr>
-          <w:rFonts w:ascii="Aptos Display" w:hAnsi="Aptos Display" w:eastAsia="Aptos Display" w:cs="Aptos Display"/>
-          <w:b w:val="1"/>
-          <w:bCs w:val="1"/>
-          <w:i w:val="0"/>
-          <w:iCs w:val="0"/>
-          <w:caps w:val="0"/>
-          <w:smallCaps w:val="0"/>
-          <w:noProof w:val="0"/>
-          <w:color w:val="0F4761" w:themeColor="accent1" w:themeTint="FF" w:themeShade="BF"/>
-          <w:sz w:val="28"/>
-          <w:szCs w:val="28"/>
-          <w:lang w:val="en-US"/>
-        </w:rPr>
-      </w:pPr>
-      <w:r>
-        <w:rPr>
-          <w:rFonts w:ascii="Aptos Display" w:hAnsi="Aptos Display" w:eastAsia="Aptos Display" w:cs="Aptos Display"/>
-          <w:b w:val="1"/>
-          <w:bCs w:val="1"/>
-          <w:i w:val="0"/>
-          <w:iCs w:val="0"/>
-          <w:caps w:val="0"/>
-          <w:smallCaps w:val="0"/>
-          <w:noProof w:val="0"/>
-          <w:color w:val="0F4761" w:themeColor="accent1" w:themeTint="FF" w:themeShade="BF"/>
-          <w:sz w:val="28"/>
-          <w:szCs w:val="28"/>
-          <w:lang w:val="en-US"/>
+        </w:rPr>
+        <w:t>Fabrication Steps :</w:t>
+      </w:r>
+    </w:p>
+    <w:p>
+      <w:pPr>
+        <w:rPr>
+          <w:rFonts w:ascii="Aptos Display" w:eastAsia="Aptos Display" w:hAnsi="Aptos Display" w:cs="Aptos Display"/>
+          <w:i/>
+          <w:iCs/>
+          <w:color w:val="000000" w:themeColor="text1"/>
+          <w:lang w:val="en-IN"/>
+        </w:rPr>
+      </w:pPr>
+      <w:r>
+        <w:rPr>
+          <w:rFonts w:ascii="Aptos Display" w:eastAsia="Aptos Display" w:hAnsi="Aptos Display" w:cs="Aptos Display"/>
+          <w:i/>
+          <w:iCs/>
+          <w:color w:val="000000" w:themeColor="text1"/>
+          <w:lang w:val="en-IN"/>
+        </w:rPr>
+        <w:t xml:space="preserve">1. </w:t>
+      </w:r>
+      <w:r>
+        <w:rPr>
+          <w:rFonts w:ascii="Aptos Display" w:eastAsia="Aptos Display" w:hAnsi="Aptos Display" w:cs="Aptos Display"/>
+          <w:i/>
+          <w:iCs/>
+          <w:color w:val="000000" w:themeColor="text1"/>
+          <w:lang w:val="en-IN"/>
+        </w:rPr>
+        <w:t xml:space="preserve"> Designed laser-cut files including engraving, etching, and full-cut layers, along with required 3D models. </w:t>
+      </w:r>
+    </w:p>
+    <w:p>
+      <w:pPr>
+        <w:rPr>
+          <w:rFonts w:ascii="Aptos Display" w:eastAsia="Aptos Display" w:hAnsi="Aptos Display" w:cs="Aptos Display"/>
+          <w:i/>
+          <w:iCs/>
+          <w:color w:val="000000" w:themeColor="text1"/>
+          <w:lang w:val="en-IN"/>
+        </w:rPr>
+      </w:pPr>
+      <w:r>
+        <w:rPr>
+          <w:rFonts w:ascii="Aptos Display" w:eastAsia="Aptos Display" w:hAnsi="Aptos Display" w:cs="Aptos Display"/>
+          <w:i/>
+          <w:iCs/>
+          <w:color w:val="000000" w:themeColor="text1"/>
+          <w:lang w:val="en-IN"/>
         </w:rPr>
         <w:t xml:space="preserve">2. </w:t>
       </w:r>
       <w:r>
         <w:rPr>
-          <w:rFonts w:ascii="Aptos Display" w:hAnsi="Aptos Display" w:eastAsia="Aptos Display" w:cs="Aptos Display"/>
-          <w:b w:val="1"/>
-          <w:bCs w:val="1"/>
-          <w:i w:val="0"/>
-          <w:iCs w:val="0"/>
-          <w:caps w:val="0"/>
-          <w:smallCaps w:val="0"/>
-          <w:noProof w:val="0"/>
-          <w:color w:val="0F4761" w:themeColor="accent1" w:themeTint="FF" w:themeShade="BF"/>
-          <w:sz w:val="28"/>
-          <w:szCs w:val="28"/>
-          <w:lang w:val="en-US"/>
-        </w:rPr>
-        <w:t>Fabrication Steps :</w:t>
-      </w:r>
-    </w:p>
-    <w:p>
-      <w:pPr>
-        <w:pStyle w:val="Normal"/>
-        <w:rPr>
-          <w:rFonts w:ascii="Aptos Display" w:hAnsi="Aptos Display" w:eastAsia="Aptos Display" w:cs="Aptos Display"/>
-          <w:i w:val="1"/>
-          <w:iCs w:val="1"/>
-          <w:noProof w:val="0"/>
-          <w:color w:val="000000" w:themeColor="text1" w:themeTint="FF" w:themeShade="FF"/>
-          <w:sz w:val="24"/>
-          <w:szCs w:val="24"/>
-          <w:lang w:val="en-US"/>
-        </w:rPr>
-      </w:pPr>
-      <w:r>
-        <w:rPr>
-          <w:rFonts w:ascii="Aptos Display" w:hAnsi="Aptos Display" w:eastAsia="Aptos Display" w:cs="Aptos Display"/>
-          <w:i w:val="1"/>
-          <w:iCs w:val="1"/>
-          <w:noProof w:val="0"/>
-          <w:color w:val="7F7F7F" w:themeColor="text1" w:themeTint="80" w:themeShade="FF"/>
-          <w:sz w:val="24"/>
-          <w:szCs w:val="24"/>
-          <w:lang w:val="en-US"/>
-        </w:rPr>
-        <w:t>A documented "Build-log" (e.g., "1. Laser cutting frame," "2. Heat-staking threaded inserts").</w:t>
+          <w:rFonts w:ascii="Aptos Display" w:eastAsia="Aptos Display" w:hAnsi="Aptos Display" w:cs="Aptos Display"/>
+          <w:i/>
+          <w:iCs/>
+          <w:color w:val="000000" w:themeColor="text1"/>
+          <w:lang w:val="en-IN"/>
+        </w:rPr>
+        <w:t xml:space="preserve">Laser cut the MDF panels (5mm) into 50 cm × 50 cm square sections. </w:t>
+      </w:r>
+    </w:p>
+    <w:p>
+      <w:pPr>
+        <w:rPr>
+          <w:rFonts w:ascii="Aptos Display" w:eastAsia="Aptos Display" w:hAnsi="Aptos Display" w:cs="Aptos Display"/>
+          <w:i/>
+          <w:iCs/>
+          <w:color w:val="000000" w:themeColor="text1"/>
+          <w:lang w:val="en-IN"/>
+        </w:rPr>
+      </w:pPr>
+      <w:r>
+        <w:rPr>
+          <w:rFonts w:ascii="Aptos Display" w:eastAsia="Aptos Display" w:hAnsi="Aptos Display" w:cs="Aptos Display"/>
+          <w:i/>
+          <w:iCs/>
+          <w:color w:val="000000" w:themeColor="text1"/>
+          <w:lang w:val="en-IN"/>
+        </w:rPr>
+        <w:t>3.</w:t>
+      </w:r>
+      <w:r>
+        <w:rPr>
+          <w:rFonts w:ascii="Aptos Display" w:eastAsia="Aptos Display" w:hAnsi="Aptos Display" w:cs="Aptos Display"/>
+          <w:i/>
+          <w:iCs/>
+          <w:color w:val="000000" w:themeColor="text1"/>
+          <w:lang w:val="en-IN"/>
+        </w:rPr>
+        <w:t xml:space="preserve"> 3D printed required components using PLA. </w:t>
+      </w:r>
+    </w:p>
+    <w:p>
+      <w:pPr>
+        <w:rPr>
+          <w:rFonts w:ascii="Aptos Display" w:eastAsia="Aptos Display" w:hAnsi="Aptos Display" w:cs="Aptos Display"/>
+          <w:i/>
+          <w:iCs/>
+          <w:color w:val="000000" w:themeColor="text1"/>
+          <w:lang w:val="en-IN"/>
+        </w:rPr>
+      </w:pPr>
+      <w:r>
+        <w:rPr>
+          <w:rFonts w:ascii="Aptos Display" w:eastAsia="Aptos Display" w:hAnsi="Aptos Display" w:cs="Aptos Display"/>
+          <w:i/>
+          <w:iCs/>
+          <w:color w:val="000000" w:themeColor="text1"/>
+          <w:lang w:val="en-IN"/>
+        </w:rPr>
+        <w:t>4.</w:t>
+      </w:r>
+      <w:r>
+        <w:rPr>
+          <w:rFonts w:ascii="Aptos Display" w:eastAsia="Aptos Display" w:hAnsi="Aptos Display" w:cs="Aptos Display"/>
+          <w:i/>
+          <w:iCs/>
+          <w:color w:val="000000" w:themeColor="text1"/>
+          <w:lang w:val="en-IN"/>
+        </w:rPr>
+        <w:t xml:space="preserve"> Drilled necessary holes in MDF panels for mounting components. </w:t>
+      </w:r>
+    </w:p>
+    <w:p>
+      <w:pPr>
+        <w:rPr>
+          <w:rFonts w:ascii="Aptos Display" w:eastAsia="Aptos Display" w:hAnsi="Aptos Display" w:cs="Aptos Display"/>
+          <w:i/>
+          <w:iCs/>
+          <w:color w:val="000000" w:themeColor="text1"/>
+          <w:lang w:val="en-IN"/>
+        </w:rPr>
+      </w:pPr>
+      <w:r>
+        <w:rPr>
+          <w:rFonts w:ascii="Aptos Display" w:eastAsia="Aptos Display" w:hAnsi="Aptos Display" w:cs="Aptos Display"/>
+          <w:i/>
+          <w:iCs/>
+          <w:color w:val="000000" w:themeColor="text1"/>
+          <w:lang w:val="en-IN"/>
+        </w:rPr>
+        <w:t>5.</w:t>
+      </w:r>
+      <w:r>
+        <w:rPr>
+          <w:rFonts w:ascii="Aptos Display" w:eastAsia="Aptos Display" w:hAnsi="Aptos Display" w:cs="Aptos Display"/>
+          <w:i/>
+          <w:iCs/>
+          <w:color w:val="000000" w:themeColor="text1"/>
+          <w:lang w:val="en-IN"/>
+        </w:rPr>
+        <w:t xml:space="preserve">  Assembled the structure using L-joints and screws for easy disassembly and reuse. </w:t>
+      </w:r>
+    </w:p>
+    <w:p>
+      <w:pPr>
+        <w:rPr>
+          <w:rFonts w:ascii="Aptos Display" w:eastAsia="Aptos Display" w:hAnsi="Aptos Display" w:cs="Aptos Display"/>
+          <w:i/>
+          <w:iCs/>
+          <w:color w:val="000000" w:themeColor="text1"/>
+          <w:lang w:val="en-IN"/>
+        </w:rPr>
+      </w:pPr>
+      <w:r>
+        <w:rPr>
+          <w:rFonts w:ascii="Aptos Display" w:eastAsia="Aptos Display" w:hAnsi="Aptos Display" w:cs="Aptos Display"/>
+          <w:i/>
+          <w:iCs/>
+          <w:color w:val="000000" w:themeColor="text1"/>
+          <w:lang w:val="en-IN"/>
+        </w:rPr>
+        <w:t>6.</w:t>
+      </w:r>
+      <w:r>
+        <w:rPr>
+          <w:rFonts w:ascii="Aptos Display" w:eastAsia="Aptos Display" w:hAnsi="Aptos Display" w:cs="Aptos Display"/>
+          <w:i/>
+          <w:iCs/>
+          <w:color w:val="000000" w:themeColor="text1"/>
+          <w:lang w:val="en-IN"/>
+        </w:rPr>
+        <w:t xml:space="preserve"> Fixed the 12mm plywood base and mounted components such as motors and belts onto it. </w:t>
+      </w:r>
+    </w:p>
+    <w:p>
+      <w:pPr>
+        <w:rPr>
+          <w:rFonts w:ascii="Aptos Display" w:eastAsia="Aptos Display" w:hAnsi="Aptos Display" w:cs="Aptos Display"/>
+          <w:i/>
+          <w:iCs/>
+          <w:color w:val="000000" w:themeColor="text1"/>
+          <w:lang w:val="en-IN"/>
+        </w:rPr>
+      </w:pPr>
+      <w:r>
+        <w:rPr>
+          <w:rFonts w:ascii="Aptos Display" w:eastAsia="Aptos Display" w:hAnsi="Aptos Display" w:cs="Aptos Display"/>
+          <w:i/>
+          <w:iCs/>
+          <w:color w:val="000000" w:themeColor="text1"/>
+          <w:lang w:val="en-IN"/>
+        </w:rPr>
+        <w:t>7.</w:t>
+      </w:r>
+      <w:r>
+        <w:rPr>
+          <w:rFonts w:ascii="Aptos Display" w:eastAsia="Aptos Display" w:hAnsi="Aptos Display" w:cs="Aptos Display"/>
+          <w:i/>
+          <w:iCs/>
+          <w:color w:val="000000" w:themeColor="text1"/>
+          <w:lang w:val="en-IN"/>
+        </w:rPr>
+        <w:t xml:space="preserve">  Integrated all electronic components within the structure. </w:t>
+      </w:r>
+    </w:p>
+    <w:p>
+      <w:pPr>
+        <w:rPr>
+          <w:rFonts w:ascii="Aptos Display" w:eastAsia="Aptos Display" w:hAnsi="Aptos Display" w:cs="Aptos Display"/>
+          <w:i/>
+          <w:iCs/>
+          <w:color w:val="000000" w:themeColor="text1"/>
+          <w:lang w:val="en-IN"/>
+        </w:rPr>
+      </w:pPr>
+      <w:r>
+        <w:rPr>
+          <w:rFonts w:ascii="Aptos Display" w:eastAsia="Aptos Display" w:hAnsi="Aptos Display" w:cs="Aptos Display"/>
+          <w:i/>
+          <w:iCs/>
+          <w:color w:val="000000" w:themeColor="text1"/>
+          <w:lang w:val="en-IN"/>
+        </w:rPr>
+        <w:t xml:space="preserve">8. </w:t>
+      </w:r>
+      <w:r>
+        <w:rPr>
+          <w:rFonts w:ascii="Aptos Display" w:eastAsia="Aptos Display" w:hAnsi="Aptos Display" w:cs="Aptos Display"/>
+          <w:i/>
+          <w:iCs/>
+          <w:color w:val="000000" w:themeColor="text1"/>
+          <w:lang w:val="en-IN"/>
+        </w:rPr>
+        <w:t xml:space="preserve"> Added a cardboard box to compensate for height after the linear actuator system failed.</w:t>
+      </w:r>
+    </w:p>
+    <w:p>
+      <w:pPr>
+        <w:rPr>
+          <w:rFonts w:ascii="Aptos Display" w:eastAsia="Aptos Display" w:hAnsi="Aptos Display" w:cs="Aptos Display"/>
+          <w:i/>
+          <w:iCs/>
+          <w:color w:val="000000" w:themeColor="text1"/>
+        </w:rPr>
+      </w:pPr>
+      <w:r>
+        <w:rPr>
+          <w:rFonts w:ascii="Aptos Display" w:eastAsia="Aptos Display" w:hAnsi="Aptos Display" w:cs="Aptos Display"/>
+          <w:i/>
+          <w:iCs/>
+          <w:color w:val="000000" w:themeColor="text1"/>
+          <w:lang w:val="en-IN"/>
+        </w:rPr>
+        <w:t xml:space="preserve">9. Minimal to none Setching and engraving on mdf, so as to reuse in the future. </w:t>
       </w:r>
     </w:p>
     <w:sectPr>
-      <w:pgSz w:w="12240" w:h="15840" w:orient="portrait"/>
+      <w:pgSz w:w="12240" w:h="15840"/>
       <w:pgMar w:top="1440" w:right="1440" w:bottom="1440" w:left="1440" w:header="720" w:footer="720" w:gutter="0"/>
       <w:cols w:space="720"/>
       <w:docGrid w:linePitch="360"/>
@@ -278,11 +509,11 @@
 </file>
 
 <file path=word/styles.xml><?xml version="1.0" encoding="utf-8"?>
-<w:styles xmlns:wp14="http://schemas.microsoft.com/office/word/2010/wordprocessingDrawing" xmlns:mc="http://schemas.openxmlformats.org/markup-compatibility/2006" xmlns:r="http://schemas.openxmlformats.org/officeDocument/2006/relationships" xmlns:w="http://schemas.openxmlformats.org/wordprocessingml/2006/main" xmlns:w14="http://schemas.microsoft.com/office/word/2010/wordml" xmlns:w15="http://schemas.microsoft.com/office/word/2012/wordml" xmlns:w16se="http://schemas.microsoft.com/office/word/2015/wordml/symex" xmlns:w16cid="http://schemas.microsoft.com/office/word/2016/wordml/cid" xmlns:w16="http://schemas.microsoft.com/office/word/2018/wordml" xmlns:w16cex="http://schemas.microsoft.com/office/word/2018/wordml/cex" xmlns:w16sdtdh="http://schemas.microsoft.com/office/word/2020/wordml/sdtdatahash" xmlns:w16sdtfl="http://schemas.microsoft.com/office/word/2024/wordml/sdtformatlock" mc:Ignorable="w14 w15 wp14 w16se w16cid w16 w16cex w16sdtdh w16sdtfl">
+<w:styles xmlns:mc="http://schemas.openxmlformats.org/markup-compatibility/2006" xmlns:r="http://schemas.openxmlformats.org/officeDocument/2006/relationships" xmlns:w="http://schemas.openxmlformats.org/wordprocessingml/2006/main" xmlns:w14="http://schemas.microsoft.com/office/word/2010/wordml" xmlns:w15="http://schemas.microsoft.com/office/word/2012/wordml" xmlns:w16cex="http://schemas.microsoft.com/office/word/2018/wordml/cex" xmlns:w16cid="http://schemas.microsoft.com/office/word/2016/wordml/cid" xmlns:w16="http://schemas.microsoft.com/office/word/2018/wordml" xmlns:w16du="http://schemas.microsoft.com/office/word/2023/wordml/word16du" xmlns:w16sdtdh="http://schemas.microsoft.com/office/word/2020/wordml/sdtdatahash" xmlns:w16sdtfl="http://schemas.microsoft.com/office/word/2024/wordml/sdtformatlock" xmlns:w16se="http://schemas.microsoft.com/office/word/2015/wordml/symex" mc:Ignorable="w14 w15 w16se w16cid w16 w16cex w16sdtdh w16sdtfl w16du">
   <w:docDefaults>
     <w:rPrDefault>
       <w:rPr>
-        <w:rFonts w:asciiTheme="minorHAnsi" w:hAnsiTheme="minorHAnsi" w:eastAsiaTheme="minorEastAsia" w:cstheme="minorBidi"/>
+        <w:rFonts w:asciiTheme="minorHAnsi" w:eastAsiaTheme="minorEastAsia" w:hAnsiTheme="minorHAnsi" w:cstheme="minorBidi"/>
         <w:sz w:val="24"/>
         <w:szCs w:val="24"/>
         <w:lang w:val="en-US" w:eastAsia="ja-JP" w:bidi="ar-SA"/>
@@ -294,17 +525,17 @@
       </w:pPr>
     </w:pPrDefault>
   </w:docDefaults>
-  <w:latentStyles w:defLockedState="0" w:defUIPriority="99" w:defSemiHidden="0" w:defUnhideWhenUsed="0" w:defQFormat="0" w:count="371">
+  <w:latentStyles w:defLockedState="0" w:defUIPriority="99" w:defSemiHidden="0" w:defUnhideWhenUsed="0" w:defQFormat="0" w:count="376">
     <w:lsdException w:name="Normal" w:uiPriority="0" w:qFormat="1"/>
     <w:lsdException w:name="heading 1" w:uiPriority="9" w:qFormat="1"/>
-    <w:lsdException w:name="heading 2" w:uiPriority="9" w:semiHidden="1" w:unhideWhenUsed="1" w:qFormat="1"/>
-    <w:lsdException w:name="heading 3" w:uiPriority="9" w:semiHidden="1" w:unhideWhenUsed="1" w:qFormat="1"/>
-    <w:lsdException w:name="heading 4" w:uiPriority="9" w:semiHidden="1" w:unhideWhenUsed="1" w:qFormat="1"/>
-    <w:lsdException w:name="heading 5" w:uiPriority="9" w:semiHidden="1" w:unhideWhenUsed="1" w:qFormat="1"/>
-    <w:lsdException w:name="heading 6" w:uiPriority="9" w:semiHidden="1" w:unhideWhenUsed="1" w:qFormat="1"/>
-    <w:lsdException w:name="heading 7" w:uiPriority="9" w:semiHidden="1" w:unhideWhenUsed="1" w:qFormat="1"/>
-    <w:lsdException w:name="heading 8" w:uiPriority="9" w:semiHidden="1" w:unhideWhenUsed="1" w:qFormat="1"/>
-    <w:lsdException w:name="heading 9" w:uiPriority="9" w:semiHidden="1" w:unhideWhenUsed="1" w:qFormat="1"/>
+    <w:lsdException w:name="heading 2" w:semiHidden="1" w:uiPriority="9" w:unhideWhenUsed="1" w:qFormat="1"/>
+    <w:lsdException w:name="heading 3" w:semiHidden="1" w:uiPriority="9" w:unhideWhenUsed="1" w:qFormat="1"/>
+    <w:lsdException w:name="heading 4" w:semiHidden="1" w:uiPriority="9" w:unhideWhenUsed="1" w:qFormat="1"/>
+    <w:lsdException w:name="heading 5" w:semiHidden="1" w:uiPriority="9" w:unhideWhenUsed="1" w:qFormat="1"/>
+    <w:lsdException w:name="heading 6" w:semiHidden="1" w:uiPriority="9" w:unhideWhenUsed="1" w:qFormat="1"/>
+    <w:lsdException w:name="heading 7" w:semiHidden="1" w:uiPriority="9" w:unhideWhenUsed="1" w:qFormat="1"/>
+    <w:lsdException w:name="heading 8" w:semiHidden="1" w:uiPriority="9" w:unhideWhenUsed="1" w:qFormat="1"/>
+    <w:lsdException w:name="heading 9" w:semiHidden="1" w:uiPriority="9" w:unhideWhenUsed="1" w:qFormat="1"/>
     <w:lsdException w:name="index 1" w:semiHidden="1" w:unhideWhenUsed="1"/>
     <w:lsdException w:name="index 2" w:semiHidden="1" w:unhideWhenUsed="1"/>
     <w:lsdException w:name="index 3" w:semiHidden="1" w:unhideWhenUsed="1"/>
@@ -314,22 +545,22 @@
     <w:lsdException w:name="index 7" w:semiHidden="1" w:unhideWhenUsed="1"/>
     <w:lsdException w:name="index 8" w:semiHidden="1" w:unhideWhenUsed="1"/>
     <w:lsdException w:name="index 9" w:semiHidden="1" w:unhideWhenUsed="1"/>
-    <w:lsdException w:name="toc 1" w:uiPriority="39" w:semiHidden="1" w:unhideWhenUsed="1"/>
-    <w:lsdException w:name="toc 2" w:uiPriority="39" w:semiHidden="1" w:unhideWhenUsed="1"/>
-    <w:lsdException w:name="toc 3" w:uiPriority="39" w:semiHidden="1" w:unhideWhenUsed="1"/>
-    <w:lsdException w:name="toc 4" w:uiPriority="39" w:semiHidden="1" w:unhideWhenUsed="1"/>
-    <w:lsdException w:name="toc 5" w:uiPriority="39" w:semiHidden="1" w:unhideWhenUsed="1"/>
-    <w:lsdException w:name="toc 6" w:uiPriority="39" w:semiHidden="1" w:unhideWhenUsed="1"/>
-    <w:lsdException w:name="toc 7" w:uiPriority="39" w:semiHidden="1" w:unhideWhenUsed="1"/>
-    <w:lsdException w:name="toc 8" w:uiPriority="39" w:semiHidden="1" w:unhideWhenUsed="1"/>
-    <w:lsdException w:name="toc 9" w:uiPriority="39" w:semiHidden="1" w:unhideWhenUsed="1"/>
+    <w:lsdException w:name="toc 1" w:semiHidden="1" w:uiPriority="39" w:unhideWhenUsed="1"/>
+    <w:lsdException w:name="toc 2" w:semiHidden="1" w:uiPriority="39" w:unhideWhenUsed="1"/>
+    <w:lsdException w:name="toc 3" w:semiHidden="1" w:uiPriority="39" w:unhideWhenUsed="1"/>
+    <w:lsdException w:name="toc 4" w:semiHidden="1" w:uiPriority="39" w:unhideWhenUsed="1"/>
+    <w:lsdException w:name="toc 5" w:semiHidden="1" w:uiPriority="39" w:unhideWhenUsed="1"/>
+    <w:lsdException w:name="toc 6" w:semiHidden="1" w:uiPriority="39" w:unhideWhenUsed="1"/>
+    <w:lsdException w:name="toc 7" w:semiHidden="1" w:uiPriority="39" w:unhideWhenUsed="1"/>
+    <w:lsdException w:name="toc 8" w:semiHidden="1" w:uiPriority="39" w:unhideWhenUsed="1"/>
+    <w:lsdException w:name="toc 9" w:semiHidden="1" w:uiPriority="39" w:unhideWhenUsed="1"/>
     <w:lsdException w:name="Normal Indent" w:semiHidden="1" w:unhideWhenUsed="1"/>
     <w:lsdException w:name="footnote text" w:semiHidden="1" w:unhideWhenUsed="1"/>
     <w:lsdException w:name="annotation text" w:semiHidden="1" w:unhideWhenUsed="1"/>
     <w:lsdException w:name="header" w:semiHidden="1" w:unhideWhenUsed="1"/>
     <w:lsdException w:name="footer" w:semiHidden="1" w:unhideWhenUsed="1"/>
     <w:lsdException w:name="index heading" w:semiHidden="1" w:unhideWhenUsed="1"/>
-    <w:lsdException w:name="caption" w:uiPriority="35" w:semiHidden="1" w:unhideWhenUsed="1" w:qFormat="1"/>
+    <w:lsdException w:name="caption" w:semiHidden="1" w:uiPriority="35" w:unhideWhenUsed="1" w:qFormat="1"/>
     <w:lsdException w:name="table of figures" w:semiHidden="1" w:unhideWhenUsed="1"/>
     <w:lsdException w:name="envelope address" w:semiHidden="1" w:unhideWhenUsed="1"/>
     <w:lsdException w:name="envelope return" w:semiHidden="1" w:unhideWhenUsed="1"/>
@@ -360,7 +591,7 @@
     <w:lsdException w:name="Title" w:uiPriority="10" w:qFormat="1"/>
     <w:lsdException w:name="Closing" w:semiHidden="1" w:unhideWhenUsed="1"/>
     <w:lsdException w:name="Signature" w:semiHidden="1" w:unhideWhenUsed="1"/>
-    <w:lsdException w:name="Default Paragraph Font" w:uiPriority="1" w:semiHidden="1" w:unhideWhenUsed="1"/>
+    <w:lsdException w:name="Default Paragraph Font" w:semiHidden="1" w:uiPriority="1" w:unhideWhenUsed="1"/>
     <w:lsdException w:name="Body Text" w:semiHidden="1" w:unhideWhenUsed="1"/>
     <w:lsdException w:name="Body Text Indent" w:semiHidden="1" w:unhideWhenUsed="1"/>
     <w:lsdException w:name="List Continue" w:semiHidden="1" w:unhideWhenUsed="1"/>
@@ -560,8 +791,8 @@
     <w:lsdException w:name="Subtle Reference" w:uiPriority="31" w:qFormat="1"/>
     <w:lsdException w:name="Intense Reference" w:uiPriority="32" w:qFormat="1"/>
     <w:lsdException w:name="Book Title" w:uiPriority="33" w:qFormat="1"/>
-    <w:lsdException w:name="Bibliography" w:uiPriority="37" w:semiHidden="1" w:unhideWhenUsed="1"/>
-    <w:lsdException w:name="TOC Heading" w:uiPriority="39" w:semiHidden="1" w:unhideWhenUsed="1" w:qFormat="1"/>
+    <w:lsdException w:name="Bibliography" w:semiHidden="1" w:uiPriority="37" w:unhideWhenUsed="1"/>
+    <w:lsdException w:name="TOC Heading" w:semiHidden="1" w:uiPriority="39" w:unhideWhenUsed="1" w:qFormat="1"/>
     <w:lsdException w:name="Plain Table 1" w:uiPriority="41"/>
     <w:lsdException w:name="Plain Table 2" w:uiPriority="42"/>
     <w:lsdException w:name="Plain Table 3" w:uiPriority="43"/>
@@ -666,18 +897,63 @@
     <w:lsdException w:name="List Table 5 Dark Accent 6" w:uiPriority="50"/>
     <w:lsdException w:name="List Table 6 Colorful Accent 6" w:uiPriority="51"/>
     <w:lsdException w:name="List Table 7 Colorful Accent 6" w:uiPriority="52"/>
+    <w:lsdException w:name="Mention" w:semiHidden="1" w:unhideWhenUsed="1"/>
+    <w:lsdException w:name="Smart Hyperlink" w:semiHidden="1" w:unhideWhenUsed="1"/>
+    <w:lsdException w:name="Hashtag" w:semiHidden="1" w:unhideWhenUsed="1"/>
+    <w:lsdException w:name="Unresolved Mention" w:semiHidden="1" w:unhideWhenUsed="1"/>
+    <w:lsdException w:name="Smart Link" w:semiHidden="1" w:unhideWhenUsed="1"/>
   </w:latentStyles>
-  <w:style w:type="paragraph" w:styleId="Normal" w:default="1">
+  <w:style w:type="paragraph" w:default="1" w:styleId="Normal">
     <w:name w:val="Normal"/>
     <w:qFormat/>
   </w:style>
-  <w:style w:type="character" w:styleId="DefaultParagraphFont" w:default="1">
+  <w:style w:type="paragraph" w:styleId="Heading1">
+    <w:name w:val="heading 1"/>
+    <w:basedOn w:val="Normal"/>
+    <w:next w:val="Normal"/>
+    <w:uiPriority w:val="9"/>
+    <w:qFormat/>
+    <w:rsid w:val="20787B03"/>
+    <w:pPr>
+      <w:keepNext/>
+      <w:keepLines/>
+      <w:spacing w:before="360" w:after="80"/>
+      <w:outlineLvl w:val="0"/>
+    </w:pPr>
+    <w:rPr>
+      <w:rFonts w:asciiTheme="majorHAnsi" w:eastAsiaTheme="majorEastAsia" w:hAnsiTheme="majorHAnsi" w:cstheme="majorBidi"/>
+      <w:color w:val="0F4761" w:themeColor="accent1" w:themeShade="BF"/>
+      <w:sz w:val="40"/>
+      <w:szCs w:val="40"/>
+    </w:rPr>
+  </w:style>
+  <w:style w:type="paragraph" w:styleId="Heading3">
+    <w:name w:val="heading 3"/>
+    <w:basedOn w:val="Normal"/>
+    <w:next w:val="Normal"/>
+    <w:uiPriority w:val="9"/>
+    <w:unhideWhenUsed/>
+    <w:qFormat/>
+    <w:rsid w:val="20787B03"/>
+    <w:pPr>
+      <w:keepNext/>
+      <w:keepLines/>
+      <w:spacing w:before="160" w:after="80"/>
+      <w:outlineLvl w:val="2"/>
+    </w:pPr>
+    <w:rPr>
+      <w:rFonts w:eastAsiaTheme="majorEastAsia" w:cstheme="majorBidi"/>
+      <w:color w:val="0F4761" w:themeColor="accent1" w:themeShade="BF"/>
+      <w:sz w:val="28"/>
+      <w:szCs w:val="28"/>
+    </w:rPr>
+  </w:style>
+  <w:style w:type="character" w:default="1" w:styleId="DefaultParagraphFont">
     <w:name w:val="Default Paragraph Font"/>
     <w:uiPriority w:val="1"/>
-    <w:semiHidden/>
     <w:unhideWhenUsed/>
   </w:style>
-  <w:style w:type="table" w:styleId="TableNormal" w:default="1">
+  <w:style w:type="table" w:default="1" w:styleId="TableNormal">
     <w:name w:val="Normal Table"/>
     <w:uiPriority w:val="99"/>
     <w:semiHidden/>
@@ -692,58 +968,28 @@
       </w:tblCellMar>
     </w:tblPr>
   </w:style>
-  <w:style w:type="numbering" w:styleId="NoList" w:default="1">
+  <w:style w:type="numbering" w:default="1" w:styleId="NoList">
     <w:name w:val="No List"/>
     <w:uiPriority w:val="99"/>
     <w:semiHidden/>
     <w:unhideWhenUsed/>
   </w:style>
-  <w:style w:type="paragraph" w:styleId="Heading1">
-    <w:uiPriority w:val="9"/>
-    <w:name w:val="heading 1"/>
+  <w:style w:type="paragraph" w:styleId="ListParagraph">
+    <w:name w:val="List Paragraph"/>
     <w:basedOn w:val="Normal"/>
-    <w:next w:val="Normal"/>
+    <w:uiPriority w:val="34"/>
     <w:qFormat/>
-    <w:rsid w:val="20787B03"/>
-    <w:rPr>
-      <w:rFonts w:ascii="Aptos Display" w:hAnsi="Aptos Display" w:eastAsia="" w:cs="" w:asciiTheme="majorAscii" w:hAnsiTheme="majorAscii" w:eastAsiaTheme="majorEastAsia" w:cstheme="majorBidi"/>
-      <w:color w:val="0F4761" w:themeColor="accent1" w:themeTint="FF" w:themeShade="BF"/>
-      <w:sz w:val="40"/>
-      <w:szCs w:val="40"/>
-    </w:rPr>
+    <w:rsid w:val="008B0294"/>
     <w:pPr>
-      <w:keepNext w:val="1"/>
-      <w:keepLines w:val="1"/>
-      <w:spacing w:before="360" w:after="80"/>
-      <w:outlineLvl w:val="0"/>
-    </w:pPr>
-  </w:style>
-  <w:style w:type="paragraph" w:styleId="Heading3">
-    <w:uiPriority w:val="9"/>
-    <w:name w:val="heading 3"/>
-    <w:basedOn w:val="Normal"/>
-    <w:next w:val="Normal"/>
-    <w:unhideWhenUsed/>
-    <w:qFormat/>
-    <w:rsid w:val="20787B03"/>
-    <w:rPr>
-      <w:rFonts w:eastAsia="" w:cs="" w:eastAsiaTheme="majorEastAsia" w:cstheme="majorBidi"/>
-      <w:color w:val="0F4761" w:themeColor="accent1" w:themeTint="FF" w:themeShade="BF"/>
-      <w:sz w:val="28"/>
-      <w:szCs w:val="28"/>
-    </w:rPr>
-    <w:pPr>
-      <w:keepNext w:val="1"/>
-      <w:keepLines w:val="1"/>
-      <w:spacing w:before="160" w:after="80"/>
-      <w:outlineLvl w:val="2"/>
+      <w:ind w:left="720"/>
+      <w:contextualSpacing/>
     </w:pPr>
   </w:style>
 </w:styles>
 </file>
 
 <file path=word/theme/theme1.xml><?xml version="1.0" encoding="utf-8"?>
-<a:theme xmlns:thm15="http://schemas.microsoft.com/office/thememl/2012/main" xmlns:a="http://schemas.openxmlformats.org/drawingml/2006/main" name="Office Theme">
+<a:theme xmlns:a="http://schemas.openxmlformats.org/drawingml/2006/main" name="Office Theme">
   <a:themeElements>
     <a:clrScheme name="Office">
       <a:dk1>
